--- a/fixtures/docx/rev-table-cols.docx
+++ b/fixtures/docx/rev-table-cols.docx
@@ -86,7 +86,7 @@
           <w:p>
             <w:pPr>
               <w:rPr>
-                <w:ins w:id="0" w:author="Author A" w:date="2026-10-11T15:20:00Z" w16du:dateUtc="2026-10-11T14:20:00Z"/>
+                <w:ins w:id="0" w:author="Author A" w:date="2026-10-11T18:21:00Z" w16du:dateUtc="2026-10-11T17:21:00Z"/>
               </w:rPr>
             </w:pPr>
           </w:p>
@@ -126,7 +126,7 @@
           <w:p>
             <w:pPr>
               <w:rPr>
-                <w:ins w:id="1" w:author="Author A" w:date="2026-10-11T15:20:00Z" w16du:dateUtc="2026-10-11T14:20:00Z"/>
+                <w:ins w:id="1" w:author="Author A" w:date="2026-10-11T18:21:00Z" w16du:dateUtc="2026-10-11T17:21:00Z"/>
               </w:rPr>
             </w:pPr>
           </w:p>
@@ -564,7 +564,7 @@
     <w:link w:val="Heading1Char"/>
     <w:uiPriority w:val="9"/>
     <w:qFormat/>
-    <w:rsid w:val="00214259"/>
+    <w:rsid w:val="007820B9"/>
     <w:pPr>
       <w:keepNext/>
       <w:keepLines/>
@@ -587,7 +587,7 @@
     <w:semiHidden/>
     <w:unhideWhenUsed/>
     <w:qFormat/>
-    <w:rsid w:val="00214259"/>
+    <w:rsid w:val="007820B9"/>
     <w:pPr>
       <w:keepNext/>
       <w:keepLines/>
@@ -610,7 +610,7 @@
     <w:semiHidden/>
     <w:unhideWhenUsed/>
     <w:qFormat/>
-    <w:rsid w:val="00214259"/>
+    <w:rsid w:val="007820B9"/>
     <w:pPr>
       <w:keepNext/>
       <w:keepLines/>
@@ -633,7 +633,7 @@
     <w:semiHidden/>
     <w:unhideWhenUsed/>
     <w:qFormat/>
-    <w:rsid w:val="00214259"/>
+    <w:rsid w:val="007820B9"/>
     <w:pPr>
       <w:keepNext/>
       <w:keepLines/>
@@ -656,7 +656,7 @@
     <w:semiHidden/>
     <w:unhideWhenUsed/>
     <w:qFormat/>
-    <w:rsid w:val="00214259"/>
+    <w:rsid w:val="007820B9"/>
     <w:pPr>
       <w:keepNext/>
       <w:keepLines/>
@@ -677,7 +677,7 @@
     <w:semiHidden/>
     <w:unhideWhenUsed/>
     <w:qFormat/>
-    <w:rsid w:val="00214259"/>
+    <w:rsid w:val="007820B9"/>
     <w:pPr>
       <w:keepNext/>
       <w:keepLines/>
@@ -700,7 +700,7 @@
     <w:semiHidden/>
     <w:unhideWhenUsed/>
     <w:qFormat/>
-    <w:rsid w:val="00214259"/>
+    <w:rsid w:val="007820B9"/>
     <w:pPr>
       <w:keepNext/>
       <w:keepLines/>
@@ -721,7 +721,7 @@
     <w:semiHidden/>
     <w:unhideWhenUsed/>
     <w:qFormat/>
-    <w:rsid w:val="00214259"/>
+    <w:rsid w:val="007820B9"/>
     <w:pPr>
       <w:keepNext/>
       <w:keepLines/>
@@ -744,7 +744,7 @@
     <w:semiHidden/>
     <w:unhideWhenUsed/>
     <w:qFormat/>
-    <w:rsid w:val="00214259"/>
+    <w:rsid w:val="007820B9"/>
     <w:pPr>
       <w:keepNext/>
       <w:keepLines/>
@@ -788,7 +788,7 @@
     <w:basedOn w:val="DefaultParagraphFont"/>
     <w:link w:val="Heading1"/>
     <w:uiPriority w:val="9"/>
-    <w:rsid w:val="00214259"/>
+    <w:rsid w:val="007820B9"/>
     <w:rPr>
       <w:rFonts w:asciiTheme="majorHAnsi" w:eastAsiaTheme="majorEastAsia" w:hAnsiTheme="majorHAnsi" w:cstheme="majorBidi"/>
       <w:color w:val="2F5496" w:themeColor="accent1" w:themeShade="BF"/>
@@ -802,7 +802,7 @@
     <w:link w:val="Heading2"/>
     <w:uiPriority w:val="9"/>
     <w:semiHidden/>
-    <w:rsid w:val="00214259"/>
+    <w:rsid w:val="007820B9"/>
     <w:rPr>
       <w:rFonts w:asciiTheme="majorHAnsi" w:eastAsiaTheme="majorEastAsia" w:hAnsiTheme="majorHAnsi" w:cstheme="majorBidi"/>
       <w:color w:val="2F5496" w:themeColor="accent1" w:themeShade="BF"/>
@@ -816,7 +816,7 @@
     <w:link w:val="Heading3"/>
     <w:uiPriority w:val="9"/>
     <w:semiHidden/>
-    <w:rsid w:val="00214259"/>
+    <w:rsid w:val="007820B9"/>
     <w:rPr>
       <w:rFonts w:eastAsiaTheme="majorEastAsia" w:cstheme="majorBidi"/>
       <w:color w:val="2F5496" w:themeColor="accent1" w:themeShade="BF"/>
@@ -830,7 +830,7 @@
     <w:link w:val="Heading4"/>
     <w:uiPriority w:val="9"/>
     <w:semiHidden/>
-    <w:rsid w:val="00214259"/>
+    <w:rsid w:val="007820B9"/>
     <w:rPr>
       <w:rFonts w:eastAsiaTheme="majorEastAsia" w:cstheme="majorBidi"/>
       <w:i/>
@@ -844,7 +844,7 @@
     <w:link w:val="Heading5"/>
     <w:uiPriority w:val="9"/>
     <w:semiHidden/>
-    <w:rsid w:val="00214259"/>
+    <w:rsid w:val="007820B9"/>
     <w:rPr>
       <w:rFonts w:eastAsiaTheme="majorEastAsia" w:cstheme="majorBidi"/>
       <w:color w:val="2F5496" w:themeColor="accent1" w:themeShade="BF"/>
@@ -856,7 +856,7 @@
     <w:link w:val="Heading6"/>
     <w:uiPriority w:val="9"/>
     <w:semiHidden/>
-    <w:rsid w:val="00214259"/>
+    <w:rsid w:val="007820B9"/>
     <w:rPr>
       <w:rFonts w:eastAsiaTheme="majorEastAsia" w:cstheme="majorBidi"/>
       <w:i/>
@@ -870,7 +870,7 @@
     <w:link w:val="Heading7"/>
     <w:uiPriority w:val="9"/>
     <w:semiHidden/>
-    <w:rsid w:val="00214259"/>
+    <w:rsid w:val="007820B9"/>
     <w:rPr>
       <w:rFonts w:eastAsiaTheme="majorEastAsia" w:cstheme="majorBidi"/>
       <w:color w:val="595959" w:themeColor="text1" w:themeTint="A6"/>
@@ -882,7 +882,7 @@
     <w:link w:val="Heading8"/>
     <w:uiPriority w:val="9"/>
     <w:semiHidden/>
-    <w:rsid w:val="00214259"/>
+    <w:rsid w:val="007820B9"/>
     <w:rPr>
       <w:rFonts w:eastAsiaTheme="majorEastAsia" w:cstheme="majorBidi"/>
       <w:i/>
@@ -896,7 +896,7 @@
     <w:link w:val="Heading9"/>
     <w:uiPriority w:val="9"/>
     <w:semiHidden/>
-    <w:rsid w:val="00214259"/>
+    <w:rsid w:val="007820B9"/>
     <w:rPr>
       <w:rFonts w:eastAsiaTheme="majorEastAsia" w:cstheme="majorBidi"/>
       <w:color w:val="272727" w:themeColor="text1" w:themeTint="D8"/>
@@ -909,7 +909,7 @@
     <w:link w:val="TitleChar"/>
     <w:uiPriority w:val="10"/>
     <w:qFormat/>
-    <w:rsid w:val="00214259"/>
+    <w:rsid w:val="007820B9"/>
     <w:pPr>
       <w:spacing w:after="80" w:line="240" w:lineRule="auto"/>
       <w:contextualSpacing/>
@@ -927,7 +927,7 @@
     <w:basedOn w:val="DefaultParagraphFont"/>
     <w:link w:val="Title"/>
     <w:uiPriority w:val="10"/>
-    <w:rsid w:val="00214259"/>
+    <w:rsid w:val="007820B9"/>
     <w:rPr>
       <w:rFonts w:asciiTheme="majorHAnsi" w:eastAsiaTheme="majorEastAsia" w:hAnsiTheme="majorHAnsi" w:cstheme="majorBidi"/>
       <w:spacing w:val="-10"/>
@@ -943,7 +943,7 @@
     <w:link w:val="SubtitleChar"/>
     <w:uiPriority w:val="11"/>
     <w:qFormat/>
-    <w:rsid w:val="00214259"/>
+    <w:rsid w:val="007820B9"/>
     <w:pPr>
       <w:numPr>
         <w:ilvl w:val="1"/>
@@ -962,7 +962,7 @@
     <w:basedOn w:val="DefaultParagraphFont"/>
     <w:link w:val="Subtitle"/>
     <w:uiPriority w:val="11"/>
-    <w:rsid w:val="00214259"/>
+    <w:rsid w:val="007820B9"/>
     <w:rPr>
       <w:rFonts w:eastAsiaTheme="majorEastAsia" w:cstheme="majorBidi"/>
       <w:color w:val="595959" w:themeColor="text1" w:themeTint="A6"/>
@@ -978,7 +978,7 @@
     <w:link w:val="QuoteChar"/>
     <w:uiPriority w:val="29"/>
     <w:qFormat/>
-    <w:rsid w:val="00214259"/>
+    <w:rsid w:val="007820B9"/>
     <w:pPr>
       <w:spacing w:before="160"/>
       <w:jc w:val="center"/>
@@ -994,7 +994,7 @@
     <w:basedOn w:val="DefaultParagraphFont"/>
     <w:link w:val="Quote"/>
     <w:uiPriority w:val="29"/>
-    <w:rsid w:val="00214259"/>
+    <w:rsid w:val="007820B9"/>
     <w:rPr>
       <w:i/>
       <w:iCs/>
@@ -1006,7 +1006,7 @@
     <w:basedOn w:val="Normal"/>
     <w:uiPriority w:val="34"/>
     <w:qFormat/>
-    <w:rsid w:val="00214259"/>
+    <w:rsid w:val="007820B9"/>
     <w:pPr>
       <w:ind w:left="720"/>
       <w:contextualSpacing/>
@@ -1017,7 +1017,7 @@
     <w:basedOn w:val="DefaultParagraphFont"/>
     <w:uiPriority w:val="21"/>
     <w:qFormat/>
-    <w:rsid w:val="00214259"/>
+    <w:rsid w:val="007820B9"/>
     <w:rPr>
       <w:i/>
       <w:iCs/>
@@ -1031,7 +1031,7 @@
     <w:link w:val="IntenseQuoteChar"/>
     <w:uiPriority w:val="30"/>
     <w:qFormat/>
-    <w:rsid w:val="00214259"/>
+    <w:rsid w:val="007820B9"/>
     <w:pPr>
       <w:pBdr>
         <w:top w:val="single" w:sz="4" w:space="10" w:color="2F5496" w:themeColor="accent1" w:themeShade="BF"/>
@@ -1052,7 +1052,7 @@
     <w:basedOn w:val="DefaultParagraphFont"/>
     <w:link w:val="IntenseQuote"/>
     <w:uiPriority w:val="30"/>
-    <w:rsid w:val="00214259"/>
+    <w:rsid w:val="007820B9"/>
     <w:rPr>
       <w:i/>
       <w:iCs/>
@@ -1064,7 +1064,7 @@
     <w:basedOn w:val="DefaultParagraphFont"/>
     <w:uiPriority w:val="32"/>
     <w:qFormat/>
-    <w:rsid w:val="00214259"/>
+    <w:rsid w:val="007820B9"/>
     <w:rPr>
       <w:b/>
       <w:bCs/>
@@ -1078,7 +1078,7 @@
     <w:hidden/>
     <w:uiPriority w:val="99"/>
     <w:semiHidden/>
-    <w:rsid w:val="00214259"/>
+    <w:rsid w:val="007820B9"/>
     <w:pPr>
       <w:spacing w:after="0" w:line="240" w:lineRule="auto"/>
     </w:pPr>
